--- a/entregables/02_lista_de_envio.docx
+++ b/entregables/02_lista_de_envio.docx
@@ -2,7 +2,7 @@
 <file path=word/document.xml><?xml version="1.0" encoding="utf-8"?>
 <w:document xmlns:w="http://schemas.openxmlformats.org/wordprocessingml/2006/main" xmlns:m="http://schemas.openxmlformats.org/officeDocument/2006/math" xmlns:r="http://schemas.openxmlformats.org/officeDocument/2006/relationships" xmlns:o="urn:schemas-microsoft-com:office:office" xmlns:v="urn:schemas-microsoft-com:vml" xmlns:w10="urn:schemas-microsoft-com:office:word" xmlns:a="http://schemas.openxmlformats.org/drawingml/2006/main" xmlns:pic="http://schemas.openxmlformats.org/drawingml/2006/picture" xmlns:wp="http://schemas.openxmlformats.org/drawingml/2006/wordprocessingDrawing">
   <w:body>
-    <w:bookmarkStart w:id="26" w:name="lista-de-envío"/>
+    <w:bookmarkStart w:id="27" w:name="lista-de-envío"/>
     <w:p>
       <w:pPr>
         <w:pStyle w:val="Heading1"/>
@@ -61,7 +61,7 @@
         <w:pStyle w:val="BodyText"/>
       </w:pPr>
       <w:r>
-        <w:t xml:space="preserve">Estado al 11 de octubre de 2026. Aquí está lo que ya se hizo y lo que te toca hacer antes de enviar el artículo, en orden.</w:t>
+        <w:t xml:space="preserve">Estado al 18 de octubre de 2026. Aquí está lo que ya se hizo y lo que te toca hacer antes de enviar el artículo, en orden.</w:t>
       </w:r>
     </w:p>
     <w:bookmarkStart w:id="9" w:name="el-artículo-hoy"/>
@@ -176,7 +176,7 @@
               <w:rPr>
                 <w:sz w:val="19"/>
               </w:rPr>
-              <w:t xml:space="preserve">61.705 caracteres con espacios y 10.286 palabras, con notas y bibliografía. En Word, 29 páginas (tamaño carta, Times New Roman 12, interlineado 1,5)</w:t>
+              <w:t xml:space="preserve">65.722 caracteres con espacios y 10.946 palabras, con notas y bibliografía. En Word, 33 páginas (tamaño carta, Times New Roman 12, interlineado 1,5)</w:t>
             </w:r>
           </w:p>
         </w:tc>
@@ -374,7 +374,7 @@
               <w:rPr>
                 <w:sz w:val="19"/>
               </w:rPr>
-              <w:t xml:space="preserve">Citas de la novela</w:t>
+              <w:t xml:space="preserve">Imágenes</w:t>
             </w:r>
           </w:p>
         </w:tc>
@@ -391,7 +391,7 @@
               <w:rPr>
                 <w:sz w:val="19"/>
               </w:rPr>
-              <w:t xml:space="preserve">153 entre comillas y 2 en bloque. Todas se comprobaron contra la transcripción: existen tal cual y están en la página indicada</w:t>
+              <w:t xml:space="preserve">Cinco de dominio público, en serie aparte (imágenes 1-5): tres dibujos de Guaman Poma, un grabado de Squier y una foto de la mina Siglo XX de la Library of Congress</w:t>
             </w:r>
           </w:p>
         </w:tc>
@@ -413,7 +413,7 @@
               <w:rPr>
                 <w:sz w:val="19"/>
               </w:rPr>
-              <w:t xml:space="preserve">Bibliografía</w:t>
+              <w:t xml:space="preserve">Citas de la novela</w:t>
             </w:r>
           </w:p>
         </w:tc>
@@ -430,7 +430,7 @@
               <w:rPr>
                 <w:sz w:val="19"/>
               </w:rPr>
-              <w:t xml:space="preserve">32 obras</w:t>
+              <w:t xml:space="preserve">153 entre comillas y 2 en bloque. Todas se comprobaron contra la transcripción: existen tal cual y están en la página indicada</w:t>
             </w:r>
           </w:p>
         </w:tc>
@@ -452,6 +452,45 @@
               <w:rPr>
                 <w:sz w:val="19"/>
               </w:rPr>
+              <w:t xml:space="preserve">Bibliografía</w:t>
+            </w:r>
+          </w:p>
+        </w:tc>
+        <w:tc>
+          <w:tcPr>
+            <w:tcW w:type="dxa" w:w="7750"/>
+          </w:tcPr>
+          <w:p>
+            <w:pPr>
+              <w:pStyle w:val="Compact"/>
+              <w:spacing w:line="240" w:lineRule="auto" w:after="20" w:before="20"/>
+            </w:pPr>
+            <w:r>
+              <w:rPr>
+                <w:sz w:val="19"/>
+              </w:rPr>
+              <w:t xml:space="preserve">34 obras</w:t>
+            </w:r>
+          </w:p>
+        </w:tc>
+      </w:tr>
+      <w:tr>
+        <w:trPr>
+          <w:cantSplit/>
+        </w:trPr>
+        <w:tc>
+          <w:tcPr>
+            <w:tcW w:type="dxa" w:w="1655"/>
+          </w:tcPr>
+          <w:p>
+            <w:pPr>
+              <w:pStyle w:val="Compact"/>
+              <w:spacing w:line="240" w:lineRule="auto" w:after="20" w:before="20"/>
+            </w:pPr>
+            <w:r>
+              <w:rPr>
+                <w:sz w:val="19"/>
+              </w:rPr>
               <w:t xml:space="preserve">Destino</w:t>
             </w:r>
           </w:p>
@@ -652,11 +691,23 @@
         </w:numPr>
       </w:pPr>
       <w:r>
+        <w:t xml:space="preserve">Cinco imágenes de dominio público, en serie aparte, con su pie, su fuente y sus derechos comprobados en la ficha de cada institución (18 de octubre).</w:t>
+      </w:r>
+    </w:p>
+    <w:p>
+      <w:pPr>
+        <w:pStyle w:val="Compact"/>
+        <w:numPr>
+          <w:ilvl w:val="0"/>
+          <w:numId w:val="1009"/>
+        </w:numPr>
+      </w:pPr>
+      <w:r>
         <w:t xml:space="preserve">Word regenerado con la versión final.</w:t>
       </w:r>
     </w:p>
     <w:bookmarkEnd w:id="10"/>
-    <w:bookmarkStart w:id="22" w:name="lo-que-te-toca-en-orden"/>
+    <w:bookmarkStart w:id="23" w:name="lo-que-te-toca-en-orden"/>
     <w:p>
       <w:pPr>
         <w:pStyle w:val="Heading2"/>
@@ -687,7 +738,7 @@
         <w:pStyle w:val="Compact"/>
         <w:numPr>
           <w:ilvl w:val="0"/>
-          <w:numId w:val="1009"/>
+          <w:numId w:val="1010"/>
         </w:numPr>
       </w:pPr>
       <w:r>
@@ -699,7 +750,7 @@
         <w:pStyle w:val="Compact"/>
         <w:numPr>
           <w:ilvl w:val="0"/>
-          <w:numId w:val="1009"/>
+          <w:numId w:val="1010"/>
         </w:numPr>
       </w:pPr>
       <w:r>
@@ -711,7 +762,7 @@
         <w:pStyle w:val="Compact"/>
         <w:numPr>
           <w:ilvl w:val="0"/>
-          <w:numId w:val="1009"/>
+          <w:numId w:val="1010"/>
         </w:numPr>
       </w:pPr>
       <w:r>
@@ -755,7 +806,7 @@
         <w:pStyle w:val="Compact"/>
         <w:numPr>
           <w:ilvl w:val="0"/>
-          <w:numId w:val="1009"/>
+          <w:numId w:val="1010"/>
         </w:numPr>
       </w:pPr>
       <w:r>
@@ -767,7 +818,7 @@
         <w:pStyle w:val="Compact"/>
         <w:numPr>
           <w:ilvl w:val="0"/>
-          <w:numId w:val="1009"/>
+          <w:numId w:val="1010"/>
         </w:numPr>
       </w:pPr>
       <w:r>
@@ -779,7 +830,7 @@
         <w:pStyle w:val="Compact"/>
         <w:numPr>
           <w:ilvl w:val="0"/>
-          <w:numId w:val="1009"/>
+          <w:numId w:val="1010"/>
         </w:numPr>
       </w:pPr>
       <w:r>
@@ -791,7 +842,7 @@
         <w:pStyle w:val="Compact"/>
         <w:numPr>
           <w:ilvl w:val="0"/>
-          <w:numId w:val="1009"/>
+          <w:numId w:val="1010"/>
         </w:numPr>
       </w:pPr>
       <w:r>
@@ -803,7 +854,7 @@
         <w:pStyle w:val="Compact"/>
         <w:numPr>
           <w:ilvl w:val="0"/>
-          <w:numId w:val="1009"/>
+          <w:numId w:val="1010"/>
         </w:numPr>
       </w:pPr>
       <w:r>
@@ -828,11 +879,23 @@
         <w:pStyle w:val="Compact"/>
         <w:numPr>
           <w:ilvl w:val="0"/>
-          <w:numId w:val="1009"/>
-        </w:numPr>
-      </w:pPr>
-      <w:r>
-        <w:t xml:space="preserve">los cruces con la cultura popular: el apodo «el lobo» del Alcalde y las tres canciones de The Voidz (secciones 2, 3, 4 y 7).</w:t>
+          <w:numId w:val="1010"/>
+        </w:numPr>
+      </w:pPr>
+      <w:r>
+        <w:t xml:space="preserve">los cruces con la cultura popular: el apodo «el lobo» del Alcalde y las tres canciones de The Voidz (secciones 2, 3, 4 y 7);</w:t>
+      </w:r>
+    </w:p>
+    <w:p>
+      <w:pPr>
+        <w:pStyle w:val="Compact"/>
+        <w:numPr>
+          <w:ilvl w:val="0"/>
+          <w:numId w:val="1010"/>
+        </w:numPr>
+      </w:pPr>
+      <w:r>
+        <w:t xml:space="preserve">las frases que acompañan a las imágenes, sobre todo dos: el anciano que labraba una piedra al pie de la Puerta del Sol y que Squier llegó a ver «como parte integrante de los monumentos» (sección 3), y el arado de pie de Guaman Poma, hecho para el cuerpo, frente al arado de buey de la chujlla (sección 7).</w:t>
       </w:r>
     </w:p>
     <w:p>
@@ -1438,7 +1501,7 @@
         <w:t xml:space="preserve">Alcance</w:t>
       </w:r>
       <w:r>
-        <w:t xml:space="preserve">: se emplearon en la exploración bibliográfica, la transcripción y paginación de fuentes digitalizadas, la localización y el cotejo de citas con su página, el contraste de pasajes de la novela, la revisión conceptual y la redacción de borradores, y el diseño y trazado de los esquemas de encaje (figuras 1-6) y de los diagramas (figuras 7 y 8). c)</w:t>
+        <w:t xml:space="preserve">: se emplearon en la exploración bibliográfica, la transcripción y paginación de fuentes digitalizadas, la localización y el cotejo de citas con su página, el contraste de pasajes de la novela, la revisión conceptual y la redacción de borradores, el diseño y trazado de los esquemas de encaje (figuras 1-6) y de los diagramas (figuras 7 y 8), y la búsqueda, el cotejo con sus fuentes y la preparación de las imágenes de dominio público (imágenes 1-5). c)</w:t>
       </w:r>
       <w:r>
         <w:t xml:space="preserve"> </w:t>
@@ -1459,7 +1522,7 @@
         <w:pStyle w:val="Compact"/>
         <w:numPr>
           <w:ilvl w:val="0"/>
-          <w:numId w:val="1010"/>
+          <w:numId w:val="1011"/>
         </w:numPr>
       </w:pPr>
       <w:r>
@@ -1473,15 +1536,15 @@
         <w:t xml:space="preserve"> </w:t>
       </w:r>
       <w:r>
-        <w:t xml:space="preserve">El alcance incluye la redacción de borradores y el trazado de las ocho figuras porque así se preparó el texto.</w:t>
-      </w:r>
-    </w:p>
-    <w:p>
-      <w:pPr>
-        <w:pStyle w:val="Compact"/>
-        <w:numPr>
-          <w:ilvl w:val="0"/>
-          <w:numId w:val="1010"/>
+        <w:t xml:space="preserve">El alcance incluye la redacción de borradores, el trazado de las ocho figuras y la búsqueda de las cinco imágenes porque así se preparó el texto. Las imágenes son históricas: ninguna se hizo con IA.</w:t>
+      </w:r>
+    </w:p>
+    <w:p>
+      <w:pPr>
+        <w:pStyle w:val="Compact"/>
+        <w:numPr>
+          <w:ilvl w:val="0"/>
+          <w:numId w:val="1011"/>
         </w:numPr>
       </w:pPr>
       <w:r>
@@ -1503,7 +1566,7 @@
         <w:pStyle w:val="Compact"/>
         <w:numPr>
           <w:ilvl w:val="0"/>
-          <w:numId w:val="1010"/>
+          <w:numId w:val="1011"/>
         </w:numPr>
       </w:pPr>
       <w:r>
@@ -1525,7 +1588,7 @@
         <w:pStyle w:val="Compact"/>
         <w:numPr>
           <w:ilvl w:val="0"/>
-          <w:numId w:val="1010"/>
+          <w:numId w:val="1011"/>
         </w:numPr>
       </w:pPr>
       <w:r>
@@ -1547,7 +1610,7 @@
         <w:pStyle w:val="Compact"/>
         <w:numPr>
           <w:ilvl w:val="0"/>
-          <w:numId w:val="1010"/>
+          <w:numId w:val="1011"/>
         </w:numPr>
       </w:pPr>
       <w:r>
@@ -1612,7 +1675,7 @@
         <w:pStyle w:val="Compact"/>
         <w:numPr>
           <w:ilvl w:val="0"/>
-          <w:numId w:val="1011"/>
+          <w:numId w:val="1012"/>
         </w:numPr>
       </w:pPr>
       <w:r>
@@ -1624,7 +1687,7 @@
         <w:pStyle w:val="Compact"/>
         <w:numPr>
           <w:ilvl w:val="0"/>
-          <w:numId w:val="1011"/>
+          <w:numId w:val="1012"/>
         </w:numPr>
       </w:pPr>
       <w:r>
@@ -1636,7 +1699,7 @@
         <w:pStyle w:val="Compact"/>
         <w:numPr>
           <w:ilvl w:val="0"/>
-          <w:numId w:val="1011"/>
+          <w:numId w:val="1012"/>
         </w:numPr>
       </w:pPr>
       <w:r>
@@ -1661,7 +1724,7 @@
         <w:pStyle w:val="Compact"/>
         <w:numPr>
           <w:ilvl w:val="0"/>
-          <w:numId w:val="1011"/>
+          <w:numId w:val="1012"/>
         </w:numPr>
       </w:pPr>
       <w:r>
@@ -1677,13 +1740,13 @@
       </w:r>
     </w:p>
     <w:bookmarkEnd w:id="14"/>
-    <w:bookmarkStart w:id="15" w:name="cotejar-las-citas-con-el-libro-impreso"/>
+    <w:bookmarkStart w:id="15" w:name="X93ad7f9da7679861691a757275eadf4d85486fe"/>
     <w:p>
       <w:pPr>
         <w:pStyle w:val="Heading3"/>
       </w:pPr>
       <w:r>
-        <w:t xml:space="preserve">5. Cotejar las citas con el libro impreso</w:t>
+        <w:t xml:space="preserve">5. Pedir las imágenes de Guaman Poma en alta resolución</w:t>
       </w:r>
     </w:p>
     <w:p>
@@ -1691,6 +1754,175 @@
         <w:pStyle w:val="FirstParagraph"/>
       </w:pPr>
       <w:r>
+        <w:t xml:space="preserve">Las cinco imágenes de dominio público ya están en el artículo (</w:t>
+      </w:r>
+      <w:r>
+        <w:rPr>
+          <w:rStyle w:val="VerbatimChar"/>
+        </w:rPr>
+        <w:t xml:space="preserve">articulo/figuras/imagen_1.jpg</w:t>
+      </w:r>
+      <w:r>
+        <w:t xml:space="preserve"> </w:t>
+      </w:r>
+      <w:r>
+        <w:t xml:space="preserve">a</w:t>
+      </w:r>
+      <w:r>
+        <w:t xml:space="preserve"> </w:t>
+      </w:r>
+      <w:r>
+        <w:rPr>
+          <w:rStyle w:val="VerbatimChar"/>
+        </w:rPr>
+        <w:t xml:space="preserve">imagen_5.jpg</w:t>
+      </w:r>
+      <w:r>
+        <w:t xml:space="preserve">). Dos alcanzan para imprimir: el grabado de Squier (Imagen 2) y la foto de la mina Siglo XX (Imagen 4). Las tres de Guaman Poma, no: la Biblioteca Real de Dinamarca solo da 550 px de alto en su web.</w:t>
+      </w:r>
+    </w:p>
+    <w:p>
+      <w:pPr>
+        <w:pStyle w:val="Compact"/>
+        <w:numPr>
+          <w:ilvl w:val="0"/>
+          <w:numId w:val="1013"/>
+        </w:numPr>
+      </w:pPr>
+      <w:r>
+        <w:rPr>
+          <w:b/>
+          <w:bCs/>
+        </w:rPr>
+        <w:t xml:space="preserve">Pide a la biblioteca</w:t>
+      </w:r>
+      <w:r>
+        <w:t xml:space="preserve"> </w:t>
+      </w:r>
+      <w:r>
+        <w:t xml:space="preserve">(kb@kb.dk) los cuatro dibujos del manuscrito GKS 2232 4º, con su paginación: 814 [828], 215 [217], 360 [362] y 1153 [1163]. Pregunta el costo, si lo tiene, y qué línea de crédito piden.</w:t>
+      </w:r>
+    </w:p>
+    <w:p>
+      <w:pPr>
+        <w:pStyle w:val="Compact"/>
+        <w:numPr>
+          <w:ilvl w:val="0"/>
+          <w:numId w:val="1013"/>
+        </w:numPr>
+      </w:pPr>
+      <w:r>
+        <w:rPr>
+          <w:b/>
+          <w:bCs/>
+        </w:rPr>
+        <w:t xml:space="preserve">Cuando lleguen,</w:t>
+      </w:r>
+      <w:r>
+        <w:t xml:space="preserve"> </w:t>
+      </w:r>
+      <w:r>
+        <w:t xml:space="preserve">guárdalos con el mismo nombre en</w:t>
+      </w:r>
+      <w:r>
+        <w:t xml:space="preserve"> </w:t>
+      </w:r>
+      <w:r>
+        <w:rPr>
+          <w:rStyle w:val="VerbatimChar"/>
+        </w:rPr>
+        <w:t xml:space="preserve">articulo/figuras/</w:t>
+      </w:r>
+      <w:r>
+        <w:t xml:space="preserve"> </w:t>
+      </w:r>
+      <w:r>
+        <w:t xml:space="preserve">y regenera el Word (</w:t>
+      </w:r>
+      <w:r>
+        <w:rPr>
+          <w:rStyle w:val="VerbatimChar"/>
+        </w:rPr>
+        <w:t xml:space="preserve">articulo/figuras/LEEME.md</w:t>
+      </w:r>
+      <w:r>
+        <w:t xml:space="preserve"> </w:t>
+      </w:r>
+      <w:r>
+        <w:t xml:space="preserve">explica el díptico de la Imagen 3).</w:t>
+      </w:r>
+    </w:p>
+    <w:p>
+      <w:pPr>
+        <w:pStyle w:val="Compact"/>
+        <w:numPr>
+          <w:ilvl w:val="0"/>
+          <w:numId w:val="1013"/>
+        </w:numPr>
+      </w:pPr>
+      <w:r>
+        <w:rPr>
+          <w:b/>
+          <w:bCs/>
+        </w:rPr>
+        <w:t xml:space="preserve">Decide la numeración.</w:t>
+      </w:r>
+      <w:r>
+        <w:t xml:space="preserve"> </w:t>
+      </w:r>
+      <w:r>
+        <w:t xml:space="preserve">Las imágenes van en serie aparte para no mover las figuras. Si la revista pide una sola serie, hay que renumerar todo por orden de aparición.</w:t>
+      </w:r>
+    </w:p>
+    <w:p>
+      <w:pPr>
+        <w:pStyle w:val="Compact"/>
+        <w:numPr>
+          <w:ilvl w:val="0"/>
+          <w:numId w:val="1013"/>
+        </w:numPr>
+      </w:pPr>
+      <w:r>
+        <w:rPr>
+          <w:b/>
+          <w:bCs/>
+        </w:rPr>
+        <w:t xml:space="preserve">Una imagen más, si la consigues.</w:t>
+      </w:r>
+      <w:r>
+        <w:t xml:space="preserve"> </w:t>
+      </w:r>
+      <w:r>
+        <w:t xml:space="preserve">La apacheta entre Pelechuco y Queara, de la expedición de Erland Nordenskiöld (1904-1905), está en Wikimedia Commons («Bolivia - SMVK - 002387»). Desde el entorno de trabajo no se pudo bajar. Si la bajas desde tu navegador y su ficha confirma una licencia libre, entraría junto a la Figura 3 (</w:t>
+      </w:r>
+      <w:r>
+        <w:rPr>
+          <w:rStyle w:val="VerbatimChar"/>
+        </w:rPr>
+        <w:t xml:space="preserve">analisis/31_proyecto_de_imagenes_de_dominio_publico.md</w:t>
+      </w:r>
+      <w:r>
+        <w:t xml:space="preserve"> </w:t>
+      </w:r>
+      <w:r>
+        <w:t xml:space="preserve">trae la frase y el pie).</w:t>
+      </w:r>
+    </w:p>
+    <w:bookmarkEnd w:id="15"/>
+    <w:bookmarkStart w:id="16" w:name="cotejar-las-citas-con-el-libro-impreso"/>
+    <w:p>
+      <w:pPr>
+        <w:pStyle w:val="Heading3"/>
+      </w:pPr>
+      <w:r>
+        <w:t xml:space="preserve">6. Cotejar las citas con el libro impreso</w:t>
+      </w:r>
+    </w:p>
+    <w:p>
+      <w:pPr>
+        <w:pStyle w:val="FirstParagraph"/>
+      </w:pPr>
+      <w:r>
         <w:t xml:space="preserve">Usa</w:t>
       </w:r>
       <w:r>
@@ -1719,7 +1951,7 @@
         <w:pStyle w:val="Compact"/>
         <w:numPr>
           <w:ilvl w:val="0"/>
-          <w:numId w:val="1012"/>
+          <w:numId w:val="1014"/>
         </w:numPr>
       </w:pPr>
       <w:r>
@@ -1731,7 +1963,7 @@
         <w:pStyle w:val="Compact"/>
         <w:numPr>
           <w:ilvl w:val="0"/>
-          <w:numId w:val="1012"/>
+          <w:numId w:val="1014"/>
         </w:numPr>
       </w:pPr>
       <w:r>
@@ -1743,21 +1975,21 @@
         <w:pStyle w:val="Compact"/>
         <w:numPr>
           <w:ilvl w:val="0"/>
-          <w:numId w:val="1012"/>
-        </w:numPr>
-      </w:pPr>
-      <w:r>
-        <w:t xml:space="preserve">Cornejo Polar, si decides citar la 1.ª edición (véase el paso 6).</w:t>
-      </w:r>
-    </w:p>
-    <w:bookmarkEnd w:id="15"/>
-    <w:bookmarkStart w:id="16" w:name="X5c3564154e9ae9fca50d0cc5e4882c67b3b1c98"/>
+          <w:numId w:val="1014"/>
+        </w:numPr>
+      </w:pPr>
+      <w:r>
+        <w:t xml:space="preserve">Cornejo Polar, si decides citar la 1.ª edición (véase el paso 7).</w:t>
+      </w:r>
+    </w:p>
+    <w:bookmarkEnd w:id="16"/>
+    <w:bookmarkStart w:id="17" w:name="X5c3564154e9ae9fca50d0cc5e4882c67b3b1c98"/>
     <w:p>
       <w:pPr>
         <w:pStyle w:val="Heading3"/>
       </w:pPr>
       <w:r>
-        <w:t xml:space="preserve">6. Revisar los datos que no se pudieron comprobar del todo</w:t>
+        <w:t xml:space="preserve">7. Revisar los datos que no se pudieron comprobar del todo</w:t>
       </w:r>
     </w:p>
     <w:tbl>
@@ -2207,14 +2439,14 @@
         </w:tc>
       </w:tr>
     </w:tbl>
-    <w:bookmarkEnd w:id="16"/>
-    <w:bookmarkStart w:id="17" w:name="cotejar-father-electricity"/>
+    <w:bookmarkEnd w:id="17"/>
+    <w:bookmarkStart w:id="18" w:name="cotejar-father-electricity"/>
     <w:p>
       <w:pPr>
         <w:pStyle w:val="Heading3"/>
       </w:pPr>
       <w:r>
-        <w:t xml:space="preserve">7. Cotejar «Father Electricity»</w:t>
+        <w:t xml:space="preserve">8. Cotejar «Father Electricity»</w:t>
       </w:r>
     </w:p>
     <w:p>
@@ -2262,7 +2494,7 @@
         <w:pStyle w:val="Compact"/>
         <w:numPr>
           <w:ilvl w:val="0"/>
-          <w:numId w:val="1013"/>
+          <w:numId w:val="1015"/>
         </w:numPr>
       </w:pPr>
       <w:r>
@@ -2306,7 +2538,7 @@
         <w:pStyle w:val="Compact"/>
         <w:numPr>
           <w:ilvl w:val="0"/>
-          <w:numId w:val="1013"/>
+          <w:numId w:val="1015"/>
         </w:numPr>
       </w:pPr>
       <w:r>
@@ -2331,21 +2563,21 @@
         <w:pStyle w:val="Compact"/>
         <w:numPr>
           <w:ilvl w:val="0"/>
-          <w:numId w:val="1013"/>
+          <w:numId w:val="1015"/>
         </w:numPr>
       </w:pPr>
       <w:r>
         <w:t xml:space="preserve">Mientras tanto, si la revista pregunta, la cita es de la grabación y la transcripción es tuya.</w:t>
       </w:r>
     </w:p>
-    <w:bookmarkEnd w:id="17"/>
-    <w:bookmarkStart w:id="18" w:name="elegir-la-revista"/>
+    <w:bookmarkEnd w:id="18"/>
+    <w:bookmarkStart w:id="19" w:name="elegir-la-revista"/>
     <w:p>
       <w:pPr>
         <w:pStyle w:val="Heading3"/>
       </w:pPr>
       <w:r>
-        <w:t xml:space="preserve">8. Elegir la revista</w:t>
+        <w:t xml:space="preserve">9. Elegir la revista</w:t>
       </w:r>
     </w:p>
     <w:p>
@@ -2368,22 +2600,22 @@
         <w:t xml:space="preserve">. Antes de decidir, abre la página oficial de cada revista y confirma la recepción, la extensión, el trato de las figuras, los cobros y la política de IA. Esos datos salen de extractos del buscador, no de una lectura directa.</w:t>
       </w:r>
     </w:p>
-    <w:bookmarkEnd w:id="18"/>
-    <w:bookmarkStart w:id="19" w:name="adaptar-el-texto-a-la-revista"/>
+    <w:bookmarkEnd w:id="19"/>
+    <w:bookmarkStart w:id="20" w:name="adaptar-el-texto-a-la-revista"/>
     <w:p>
       <w:pPr>
         <w:pStyle w:val="Heading3"/>
       </w:pPr>
       <w:r>
-        <w:t xml:space="preserve">9. Adaptar el texto a la revista</w:t>
-      </w:r>
-    </w:p>
-    <w:p>
-      <w:pPr>
-        <w:pStyle w:val="Compact"/>
-        <w:numPr>
-          <w:ilvl w:val="0"/>
-          <w:numId w:val="1014"/>
+        <w:t xml:space="preserve">10. Adaptar el texto a la revista</w:t>
+      </w:r>
+    </w:p>
+    <w:p>
+      <w:pPr>
+        <w:pStyle w:val="Compact"/>
+        <w:numPr>
+          <w:ilvl w:val="0"/>
+          <w:numId w:val="1016"/>
         </w:numPr>
       </w:pPr>
       <w:r>
@@ -2418,7 +2650,7 @@
         <w:pStyle w:val="Compact"/>
         <w:numPr>
           <w:ilvl w:val="0"/>
-          <w:numId w:val="1014"/>
+          <w:numId w:val="1016"/>
         </w:numPr>
       </w:pPr>
       <w:r>
@@ -2448,7 +2680,7 @@
         <w:t xml:space="preserve"> </w:t>
       </w:r>
       <w:r>
-        <w:t xml:space="preserve">(8.500 palabras con resumen y referencias) hay que quitar unas 1.800.</w:t>
+        <w:t xml:space="preserve">(8.500 palabras con resumen y referencias) hay que quitar unas 2.450.</w:t>
       </w:r>
     </w:p>
     <w:p>
@@ -2456,7 +2688,7 @@
         <w:pStyle w:val="Compact"/>
         <w:numPr>
           <w:ilvl w:val="1"/>
-          <w:numId w:val="1015"/>
+          <w:numId w:val="1017"/>
         </w:numPr>
       </w:pPr>
       <w:r>
@@ -2468,7 +2700,19 @@
         <w:pStyle w:val="Compact"/>
         <w:numPr>
           <w:ilvl w:val="1"/>
-          <w:numId w:val="1015"/>
+          <w:numId w:val="1017"/>
+        </w:numPr>
+      </w:pPr>
+      <w:r>
+        <w:t xml:space="preserve">Las cinco imágenes, con sus frases, sus pies y la nota, suman unas 680 palabras. Si hay que elegir, las que más sostienen el argumento son el escribano (Imagen 1) y la Puerta del Sol (Imagen 2).</w:t>
+      </w:r>
+    </w:p>
+    <w:p>
+      <w:pPr>
+        <w:pStyle w:val="Compact"/>
+        <w:numPr>
+          <w:ilvl w:val="1"/>
+          <w:numId w:val="1017"/>
         </w:numPr>
       </w:pPr>
       <w:r>
@@ -2480,7 +2724,7 @@
         <w:pStyle w:val="Compact"/>
         <w:numPr>
           <w:ilvl w:val="1"/>
-          <w:numId w:val="1015"/>
+          <w:numId w:val="1017"/>
         </w:numPr>
       </w:pPr>
       <w:r>
@@ -2492,7 +2736,7 @@
         <w:pStyle w:val="Compact"/>
         <w:numPr>
           <w:ilvl w:val="0"/>
-          <w:numId w:val="1014"/>
+          <w:numId w:val="1016"/>
         </w:numPr>
       </w:pPr>
       <w:r>
@@ -2527,7 +2771,7 @@
         <w:pStyle w:val="Compact"/>
         <w:numPr>
           <w:ilvl w:val="0"/>
-          <w:numId w:val="1014"/>
+          <w:numId w:val="1016"/>
         </w:numPr>
       </w:pPr>
       <w:r>
@@ -2551,15 +2795,15 @@
         <w:t xml:space="preserve"> </w:t>
       </w:r>
       <w:r>
-        <w:t xml:space="preserve">las pide en JPG o TIF, a 300 ppp o más y con 12 cm de ancho como mínimo, con su pie y su fuente.</w:t>
-      </w:r>
-    </w:p>
-    <w:p>
-      <w:pPr>
-        <w:pStyle w:val="Compact"/>
-        <w:numPr>
-          <w:ilvl w:val="0"/>
-          <w:numId w:val="1014"/>
+        <w:t xml:space="preserve">las pide en JPG o TIF, a 300 ppp o más y con 12 cm de ancho como mínimo, con su pie y su fuente. Lo mismo vale para las imágenes: las de Guaman Poma necesitan la alta resolución del paso 5.</w:t>
+      </w:r>
+    </w:p>
+    <w:p>
+      <w:pPr>
+        <w:pStyle w:val="Compact"/>
+        <w:numPr>
+          <w:ilvl w:val="0"/>
+          <w:numId w:val="1016"/>
         </w:numPr>
       </w:pPr>
       <w:r>
@@ -2581,7 +2825,7 @@
         <w:pStyle w:val="Compact"/>
         <w:numPr>
           <w:ilvl w:val="0"/>
-          <w:numId w:val="1014"/>
+          <w:numId w:val="1016"/>
         </w:numPr>
       </w:pPr>
       <w:r>
@@ -2598,14 +2842,14 @@
         <w:t xml:space="preserve">Créalo antes del primer envío: es gratis y muchas plataformas lo exigen.</w:t>
       </w:r>
     </w:p>
-    <w:bookmarkEnd w:id="19"/>
-    <w:bookmarkStart w:id="20" w:name="preparar-la-versión-anónima-si-la-piden"/>
+    <w:bookmarkEnd w:id="20"/>
+    <w:bookmarkStart w:id="21" w:name="preparar-la-versión-anónima-si-la-piden"/>
     <w:p>
       <w:pPr>
         <w:pStyle w:val="Heading3"/>
       </w:pPr>
       <w:r>
-        <w:t xml:space="preserve">10. Preparar la versión anónima, si la piden</w:t>
+        <w:t xml:space="preserve">11. Preparar la versión anónima, si la piden</w:t>
       </w:r>
     </w:p>
     <w:p>
@@ -2621,7 +2865,7 @@
         <w:pStyle w:val="Compact"/>
         <w:numPr>
           <w:ilvl w:val="0"/>
-          <w:numId w:val="1016"/>
+          <w:numId w:val="1018"/>
         </w:numPr>
       </w:pPr>
       <w:r>
@@ -2633,7 +2877,7 @@
         <w:pStyle w:val="Compact"/>
         <w:numPr>
           <w:ilvl w:val="0"/>
-          <w:numId w:val="1016"/>
+          <w:numId w:val="1018"/>
         </w:numPr>
       </w:pPr>
       <w:r>
@@ -2645,21 +2889,21 @@
         <w:pStyle w:val="Compact"/>
         <w:numPr>
           <w:ilvl w:val="0"/>
-          <w:numId w:val="1016"/>
+          <w:numId w:val="1018"/>
         </w:numPr>
       </w:pPr>
       <w:r>
         <w:t xml:space="preserve">borra tu nombre de las propiedades del archivo (en Word: Archivo → Información → Inspeccionar documento).</w:t>
       </w:r>
     </w:p>
-    <w:bookmarkEnd w:id="20"/>
-    <w:bookmarkStart w:id="21" w:name="enviar"/>
+    <w:bookmarkEnd w:id="21"/>
+    <w:bookmarkStart w:id="22" w:name="enviar"/>
     <w:p>
       <w:pPr>
         <w:pStyle w:val="Heading3"/>
       </w:pPr>
       <w:r>
-        <w:t xml:space="preserve">11. Enviar</w:t>
+        <w:t xml:space="preserve">12. Enviar</w:t>
       </w:r>
     </w:p>
     <w:p>
@@ -2670,9 +2914,9 @@
         <w:t xml:space="preserve">Envía a una sola revista por vez: casi todas lo exigen. Anota la fecha de envío para reclamar respuesta según el plazo que declare la revista.</w:t>
       </w:r>
     </w:p>
-    <w:bookmarkEnd w:id="21"/>
     <w:bookmarkEnd w:id="22"/>
-    <w:bookmarkStart w:id="23" w:name="datos-de-autoría"/>
+    <w:bookmarkEnd w:id="23"/>
+    <w:bookmarkStart w:id="24" w:name="datos-de-autoría"/>
     <w:p>
       <w:pPr>
         <w:pStyle w:val="Heading2"/>
@@ -2931,8 +3175,8 @@
         <w:t xml:space="preserve">pide, además, una nota biobibliográfica de 100 a 150 palabras.</w:t>
       </w:r>
     </w:p>
-    <w:bookmarkEnd w:id="23"/>
-    <w:bookmarkStart w:id="24" w:name="mejoras-opcionales"/>
+    <w:bookmarkEnd w:id="24"/>
+    <w:bookmarkStart w:id="25" w:name="mejoras-opcionales"/>
     <w:p>
       <w:pPr>
         <w:pStyle w:val="Heading2"/>
@@ -2954,7 +3198,7 @@
         <w:pStyle w:val="Compact"/>
         <w:numPr>
           <w:ilvl w:val="0"/>
-          <w:numId w:val="1017"/>
+          <w:numId w:val="1019"/>
         </w:numPr>
       </w:pPr>
       <w:r>
@@ -3002,7 +3246,7 @@
         <w:pStyle w:val="Compact"/>
         <w:numPr>
           <w:ilvl w:val="0"/>
-          <w:numId w:val="1017"/>
+          <w:numId w:val="1019"/>
         </w:numPr>
       </w:pPr>
       <w:r>
@@ -3040,7 +3284,7 @@
         <w:pStyle w:val="Compact"/>
         <w:numPr>
           <w:ilvl w:val="0"/>
-          <w:numId w:val="1017"/>
+          <w:numId w:val="1019"/>
         </w:numPr>
       </w:pPr>
       <w:r>
@@ -3057,8 +3301,8 @@
         <w:t xml:space="preserve">Si la revista las pide: Raúl Botelho Gosálvez (La Paz, 1917-2004), según la ficha de autoridad de la Biblioteca Nacional de Francia.</w:t>
       </w:r>
     </w:p>
-    <w:bookmarkEnd w:id="24"/>
-    <w:bookmarkStart w:id="25" w:name="lista-final-para-marcar"/>
+    <w:bookmarkEnd w:id="25"/>
+    <w:bookmarkStart w:id="26" w:name="lista-final-para-marcar"/>
     <w:p>
       <w:pPr>
         <w:pStyle w:val="Heading2"/>
@@ -3072,7 +3316,7 @@
         <w:pStyle w:val="Compact"/>
         <w:numPr>
           <w:ilvl w:val="0"/>
-          <w:numId w:val="1018"/>
+          <w:numId w:val="1020"/>
         </w:numPr>
       </w:pPr>
       <w:r>
@@ -3084,7 +3328,7 @@
         <w:pStyle w:val="Compact"/>
         <w:numPr>
           <w:ilvl w:val="0"/>
-          <w:numId w:val="1019"/>
+          <w:numId w:val="1021"/>
         </w:numPr>
       </w:pPr>
       <w:r>
@@ -3096,7 +3340,7 @@
         <w:pStyle w:val="Compact"/>
         <w:numPr>
           <w:ilvl w:val="0"/>
-          <w:numId w:val="1020"/>
+          <w:numId w:val="1022"/>
         </w:numPr>
       </w:pPr>
       <w:r>
@@ -3108,7 +3352,7 @@
         <w:pStyle w:val="Compact"/>
         <w:numPr>
           <w:ilvl w:val="0"/>
-          <w:numId w:val="1021"/>
+          <w:numId w:val="1023"/>
         </w:numPr>
       </w:pPr>
       <w:r>
@@ -3120,7 +3364,7 @@
         <w:pStyle w:val="Compact"/>
         <w:numPr>
           <w:ilvl w:val="0"/>
-          <w:numId w:val="1022"/>
+          <w:numId w:val="1024"/>
         </w:numPr>
       </w:pPr>
       <w:r>
@@ -3132,7 +3376,19 @@
         <w:pStyle w:val="Compact"/>
         <w:numPr>
           <w:ilvl w:val="0"/>
-          <w:numId w:val="1023"/>
+          <w:numId w:val="1025"/>
+        </w:numPr>
+      </w:pPr>
+      <w:r>
+        <w:t xml:space="preserve">Imágenes de Guaman Poma pedidas en alta resolución; numeración de las imágenes decidida</w:t>
+      </w:r>
+    </w:p>
+    <w:p>
+      <w:pPr>
+        <w:pStyle w:val="Compact"/>
+        <w:numPr>
+          <w:ilvl w:val="0"/>
+          <w:numId w:val="1026"/>
         </w:numPr>
       </w:pPr>
       <w:r>
@@ -3144,7 +3400,7 @@
         <w:pStyle w:val="Compact"/>
         <w:numPr>
           <w:ilvl w:val="0"/>
-          <w:numId w:val="1024"/>
+          <w:numId w:val="1027"/>
         </w:numPr>
       </w:pPr>
       <w:r>
@@ -3156,7 +3412,7 @@
         <w:pStyle w:val="Compact"/>
         <w:numPr>
           <w:ilvl w:val="0"/>
-          <w:numId w:val="1025"/>
+          <w:numId w:val="1028"/>
         </w:numPr>
       </w:pPr>
       <w:r>
@@ -3168,7 +3424,7 @@
         <w:pStyle w:val="Compact"/>
         <w:numPr>
           <w:ilvl w:val="0"/>
-          <w:numId w:val="1026"/>
+          <w:numId w:val="1029"/>
         </w:numPr>
       </w:pPr>
       <w:r>
@@ -3180,7 +3436,7 @@
         <w:pStyle w:val="Compact"/>
         <w:numPr>
           <w:ilvl w:val="0"/>
-          <w:numId w:val="1027"/>
+          <w:numId w:val="1030"/>
         </w:numPr>
       </w:pPr>
       <w:r>
@@ -3192,7 +3448,7 @@
         <w:pStyle w:val="Compact"/>
         <w:numPr>
           <w:ilvl w:val="0"/>
-          <w:numId w:val="1028"/>
+          <w:numId w:val="1031"/>
         </w:numPr>
       </w:pPr>
       <w:r>
@@ -3204,7 +3460,7 @@
         <w:pStyle w:val="Compact"/>
         <w:numPr>
           <w:ilvl w:val="0"/>
-          <w:numId w:val="1029"/>
+          <w:numId w:val="1032"/>
         </w:numPr>
       </w:pPr>
       <w:r>
@@ -3216,15 +3472,15 @@
         <w:pStyle w:val="Compact"/>
         <w:numPr>
           <w:ilvl w:val="0"/>
-          <w:numId w:val="1030"/>
+          <w:numId w:val="1033"/>
         </w:numPr>
       </w:pPr>
       <w:r>
         <w:t xml:space="preserve">Envío, a una sola revista</w:t>
       </w:r>
     </w:p>
-    <w:bookmarkEnd w:id="25"/>
     <w:bookmarkEnd w:id="26"/>
+    <w:bookmarkEnd w:id="27"/>
     <w:sectPr>
       <w:footerReference w:type="default" r:id="rId9"/>
       <w:footnotePr>
@@ -3726,7 +3982,7 @@
     <w:abstractNumId w:val="993"/>
   </w:num>
   <w:num w:numId="1009">
-    <w:abstractNumId w:val="991"/>
+    <w:abstractNumId w:val="993"/>
   </w:num>
   <w:num w:numId="1010">
     <w:abstractNumId w:val="991"/>
@@ -3750,6 +4006,12 @@
     <w:abstractNumId w:val="991"/>
   </w:num>
   <w:num w:numId="1017">
+    <w:abstractNumId w:val="991"/>
+  </w:num>
+  <w:num w:numId="1018">
+    <w:abstractNumId w:val="991"/>
+  </w:num>
+  <w:num w:numId="1019">
     <w:abstractNumId w:val="99411"/>
     <w:lvlOverride w:ilvl="0">
       <w:startOverride w:val="1"/>
@@ -3778,12 +4040,6 @@
     <w:lvlOverride w:ilvl="8">
       <w:startOverride w:val="1"/>
     </w:lvlOverride>
-  </w:num>
-  <w:num w:numId="1018">
-    <w:abstractNumId w:val="992"/>
-  </w:num>
-  <w:num w:numId="1019">
-    <w:abstractNumId w:val="992"/>
   </w:num>
   <w:num w:numId="1020">
     <w:abstractNumId w:val="992"/>
@@ -3816,6 +4072,15 @@
     <w:abstractNumId w:val="992"/>
   </w:num>
   <w:num w:numId="1030">
+    <w:abstractNumId w:val="992"/>
+  </w:num>
+  <w:num w:numId="1031">
+    <w:abstractNumId w:val="992"/>
+  </w:num>
+  <w:num w:numId="1032">
+    <w:abstractNumId w:val="992"/>
+  </w:num>
+  <w:num w:numId="1033">
     <w:abstractNumId w:val="992"/>
   </w:num>
 </w:numbering>
